--- a/SDS1_l1_handouts_svarark-tekst.docx
+++ b/SDS1_l1_handouts_svarark-tekst.docx
@@ -4,6 +4,39 @@
   <w:body>
     <w:p>
       <w:pPr>
+        <w:pStyle w:val="p1"/>
+      </w:pPr>
+      <w:r>
+        <w:rPr>
+          <w:color w:val="000000" w:themeColor="text1"/>
+        </w:rPr>
+        <w:t>“Svarark”:</w:t>
+      </w:r>
+      <w:r>
+        <w:t xml:space="preserve"> </w:t>
+      </w:r>
+      <w:r>
+        <w:t>Fra verden til tabel (</w:t>
+      </w:r>
+      <w:r>
+        <w:t>1</w:t>
+      </w:r>
+      <w:r>
+        <w:t>)</w:t>
+      </w:r>
+    </w:p>
+    <w:p>
+      <w:pPr>
+        <w:pStyle w:val="p1"/>
+      </w:pPr>
+    </w:p>
+    <w:p>
+      <w:pPr>
+        <w:pStyle w:val="p1"/>
+      </w:pPr>
+    </w:p>
+    <w:p>
+      <w:pPr>
         <w:pStyle w:val="Heading2"/>
       </w:pPr>
       <w:r>
@@ -203,6 +236,24 @@
     </w:p>
     <w:p>
       <w:pPr>
+        <w:rPr>
+          <w:color w:val="777777"/>
+          <w:sz w:val="20"/>
+          <w:szCs w:val="20"/>
+        </w:rPr>
+      </w:pPr>
+    </w:p>
+    <w:p>
+      <w:pPr>
+        <w:rPr>
+          <w:color w:val="777777"/>
+          <w:sz w:val="20"/>
+          <w:szCs w:val="20"/>
+        </w:rPr>
+      </w:pPr>
+    </w:p>
+    <w:p>
+      <w:pPr>
         <w:pStyle w:val="Heading2"/>
       </w:pPr>
       <w:r>
@@ -418,10 +469,6 @@
         </w:rPr>
       </w:pPr>
     </w:p>
-    <w:p/>
-    <w:p/>
-    <w:p/>
-    <w:p/>
     <w:p/>
     <w:p/>
     <w:p/>
@@ -969,8 +1016,6 @@
         </w:tc>
       </w:tr>
     </w:tbl>
-    <w:p/>
-    <w:p/>
     <w:p/>
     <w:p/>
     <w:p>
@@ -1711,6 +1756,22 @@
         </w:tc>
       </w:tr>
     </w:tbl>
+    <w:p>
+      <w:pPr>
+        <w:rPr>
+          <w:b/>
+          <w:bCs/>
+        </w:rPr>
+      </w:pPr>
+    </w:p>
+    <w:p>
+      <w:pPr>
+        <w:rPr>
+          <w:b/>
+          <w:bCs/>
+        </w:rPr>
+      </w:pPr>
+    </w:p>
     <w:p>
       <w:pPr>
         <w:rPr>
@@ -3078,6 +3139,23 @@
     <w:unhideWhenUsed/>
     <w:rsid w:val="00200AA3"/>
   </w:style>
+  <w:style w:type="paragraph" w:customStyle="1" w:styleId="p1">
+    <w:name w:val="p1"/>
+    <w:basedOn w:val="Normal"/>
+    <w:rsid w:val="00AE7C4F"/>
+    <w:pPr>
+      <w:spacing w:after="0" w:line="240" w:lineRule="auto"/>
+    </w:pPr>
+    <w:rPr>
+      <w:rFonts w:ascii="Andale Mono" w:eastAsia="Times New Roman" w:hAnsi="Andale Mono" w:cs="Times New Roman"/>
+      <w:color w:val="000000"/>
+      <w:kern w:val="0"/>
+      <w:sz w:val="30"/>
+      <w:szCs w:val="30"/>
+      <w:lang w:eastAsia="en-GB"/>
+      <w14:ligatures w14:val="none"/>
+    </w:rPr>
+  </w:style>
 </w:styles>
 </file>
 
